--- a/Learn/2026-07-24-kya-v2-eddsa-signing-crypto-decision.docx
+++ b/Learn/2026-07-24-kya-v2-eddsa-signing-crypto-decision.docx
@@ -2,7 +2,7 @@
 <file path=word/document.xml><?xml version="1.0" encoding="utf-8"?>
 <w:document xmlns:w="http://schemas.openxmlformats.org/wordprocessingml/2006/main" xmlns:m="http://schemas.openxmlformats.org/officeDocument/2006/math" xmlns:r="http://schemas.openxmlformats.org/officeDocument/2006/relationships" xmlns:o="urn:schemas-microsoft-com:office:office" xmlns:v="urn:schemas-microsoft-com:vml" xmlns:w10="urn:schemas-microsoft-com:office:word" xmlns:a="http://schemas.openxmlformats.org/drawingml/2006/main" xmlns:pic="http://schemas.openxmlformats.org/drawingml/2006/picture" xmlns:wp="http://schemas.openxmlformats.org/drawingml/2006/wordprocessingDrawing">
   <w:body>
-    <w:bookmarkStart w:id="31" w:name="X54817a283128cc832931cbf92e5487a596837a1"/>
+    <w:bookmarkStart w:id="33" w:name="X54817a283128cc832931cbf92e5487a596837a1"/>
     <w:p>
       <w:pPr>
         <w:pStyle w:val="Heading1"/>
@@ -441,7 +441,7 @@
       </w:r>
     </w:p>
     <w:bookmarkEnd w:id="21"/>
-    <w:bookmarkStart w:id="22" w:name="the-decision"/>
+    <w:bookmarkStart w:id="23" w:name="the-decision"/>
     <w:p>
       <w:pPr>
         <w:pStyle w:val="Heading2"/>
@@ -689,8 +689,344 @@
         <w:t xml:space="preserve">— the actual decision went the other way, for a better reason than the one behind the recommendation. Recorded rather than quietly dropped: the recommendation optimized for ergonomics; the decision optimized for the trusted computing base, which is the property KYA sells.</w:t>
       </w:r>
     </w:p>
-    <w:bookmarkEnd w:id="22"/>
-    <w:bookmarkStart w:id="23" w:name="what-shipped-per-pr-1716"/>
+    <w:p>
+      <w:pPr>
+        <w:pStyle w:val="Heading3"/>
+      </w:pPr>
+      <w:bookmarkStart w:id="22" w:name="X8995a0bdcad93c6c8b404785c238a605f69226e"/>
+      <w:r>
+        <w:t xml:space="preserve">⛔ Do not re-add</w:t>
+      </w:r>
+      <w:r>
+        <w:t xml:space="preserve"> </w:t>
+      </w:r>
+      <w:r>
+        <w:rPr>
+          <w:rStyle w:val="VerbatimChar"/>
+        </w:rPr>
+        <w:t xml:space="preserve">jose</w:t>
+      </w:r>
+      <w:r>
+        <w:t xml:space="preserve"> </w:t>
+      </w:r>
+      <w:r>
+        <w:t xml:space="preserve">— anti-regression note (24.07.2026)</w:t>
+      </w:r>
+      <w:bookmarkEnd w:id="22"/>
+    </w:p>
+    <w:p>
+      <w:pPr>
+        <w:pStyle w:val="BlockText"/>
+      </w:pPr>
+      <w:r>
+        <w:t xml:space="preserve">The superseded recommendation has already begun circulating back as a plan. A</w:t>
+      </w:r>
+      <w:r>
+        <w:t xml:space="preserve"> </w:t>
+      </w:r>
+      <w:r>
+        <w:rPr>
+          <w:bCs/>
+          <w:b/>
+        </w:rPr>
+        <w:t xml:space="preserve">Boardy review dated 24.07.2026 stated</w:t>
+      </w:r>
+      <w:r>
+        <w:rPr>
+          <w:bCs/>
+          <w:b/>
+        </w:rPr>
+        <w:t xml:space="preserve"> </w:t>
+      </w:r>
+      <w:r>
+        <w:rPr>
+          <w:bCs/>
+          <w:b/>
+        </w:rPr>
+        <w:t xml:space="preserve">“</w:t>
+      </w:r>
+      <w:r>
+        <w:rPr>
+          <w:bCs/>
+          <w:b/>
+        </w:rPr>
+        <w:t xml:space="preserve">the</w:t>
+      </w:r>
+      <w:r>
+        <w:rPr>
+          <w:bCs/>
+          <w:b/>
+        </w:rPr>
+        <w:t xml:space="preserve"> </w:t>
+      </w:r>
+      <w:r>
+        <w:rPr>
+          <w:rStyle w:val="VerbatimChar"/>
+          <w:bCs/>
+          <w:b/>
+        </w:rPr>
+        <w:t xml:space="preserve">jose</w:t>
+      </w:r>
+      <w:r>
+        <w:rPr>
+          <w:bCs/>
+          <w:b/>
+        </w:rPr>
+        <w:t xml:space="preserve"> </w:t>
+      </w:r>
+      <w:r>
+        <w:rPr>
+          <w:bCs/>
+          <w:b/>
+        </w:rPr>
+        <w:t xml:space="preserve">dependency is clean, one-line add, no research tax</w:t>
+      </w:r>
+      <w:r>
+        <w:rPr>
+          <w:bCs/>
+          <w:b/>
+        </w:rPr>
+        <w:t xml:space="preserve">”</w:t>
+      </w:r>
+      <w:r>
+        <w:t xml:space="preserve"> </w:t>
+      </w:r>
+      <w:r>
+        <w:t xml:space="preserve">and described the roadmap as running</w:t>
+      </w:r>
+      <w:r>
+        <w:t xml:space="preserve"> </w:t>
+      </w:r>
+      <w:r>
+        <w:t xml:space="preserve">“</w:t>
+      </w:r>
+      <w:r>
+        <w:t xml:space="preserve">while</w:t>
+      </w:r>
+      <w:r>
+        <w:t xml:space="preserve"> </w:t>
+      </w:r>
+      <w:r>
+        <w:rPr>
+          <w:rStyle w:val="VerbatimChar"/>
+        </w:rPr>
+        <w:t xml:space="preserve">jose</w:t>
+      </w:r>
+      <w:r>
+        <w:t xml:space="preserve"> </w:t>
+      </w:r>
+      <w:r>
+        <w:t xml:space="preserve">gets added</w:t>
+      </w:r>
+      <w:r>
+        <w:t xml:space="preserve">”</w:t>
+      </w:r>
+      <w:r>
+        <w:t xml:space="preserve"> </w:t>
+      </w:r>
+      <w:r>
+        <w:t xml:space="preserve">— reading this session’s</w:t>
+      </w:r>
+      <w:r>
+        <w:t xml:space="preserve"> </w:t>
+      </w:r>
+      <w:r>
+        <w:rPr>
+          <w:iCs/>
+          <w:i/>
+        </w:rPr>
+        <w:t xml:space="preserve">withdrawn</w:t>
+      </w:r>
+      <w:r>
+        <w:t xml:space="preserve"> </w:t>
+      </w:r>
+      <w:r>
+        <w:t xml:space="preserve">recommendation as current intent, and unaware that PR #1716 had already decided the opposite.</w:t>
+      </w:r>
+    </w:p>
+    <w:p>
+      <w:pPr>
+        <w:pStyle w:val="BlockText"/>
+      </w:pPr>
+      <w:r>
+        <w:rPr>
+          <w:rStyle w:val="VerbatimChar"/>
+          <w:bCs/>
+          <w:b/>
+        </w:rPr>
+        <w:t xml:space="preserve">jose</w:t>
+      </w:r>
+      <w:r>
+        <w:rPr>
+          <w:bCs/>
+          <w:b/>
+        </w:rPr>
+        <w:t xml:space="preserve"> </w:t>
+      </w:r>
+      <w:r>
+        <w:rPr>
+          <w:bCs/>
+          <w:b/>
+        </w:rPr>
+        <w:t xml:space="preserve">is not on the roadmap. It was considered and rejected.</w:t>
+      </w:r>
+      <w:r>
+        <w:t xml:space="preserve"> </w:t>
+      </w:r>
+      <w:r>
+        <w:t xml:space="preserve">Adding it would silently reverse the stated rationale for the whole signing design (</w:t>
+      </w:r>
+      <w:r>
+        <w:t xml:space="preserve">“</w:t>
+      </w:r>
+      <w:r>
+        <w:t xml:space="preserve">no third-party crypto dependency… sovereignty-clean</w:t>
+      </w:r>
+      <w:r>
+        <w:t xml:space="preserve">”</w:t>
+      </w:r>
+      <w:r>
+        <w:t xml:space="preserve">) and widen the trusted computing base at the exact point KYA exists to narrow it.</w:t>
+      </w:r>
+      <w:r>
+        <w:t xml:space="preserve"> </w:t>
+      </w:r>
+      <w:r>
+        <w:rPr>
+          <w:rStyle w:val="VerbatimChar"/>
+        </w:rPr>
+        <w:t xml:space="preserve">node:crypto</w:t>
+      </w:r>
+      <w:r>
+        <w:t xml:space="preserve"> </w:t>
+      </w:r>
+      <w:r>
+        <w:t xml:space="preserve">already provides Ed25519 keygen, sign, and verify — the</w:t>
+      </w:r>
+      <w:r>
+        <w:t xml:space="preserve"> </w:t>
+      </w:r>
+      <w:r>
+        <w:t xml:space="preserve">“</w:t>
+      </w:r>
+      <w:r>
+        <w:t xml:space="preserve">one-line add</w:t>
+      </w:r>
+      <w:r>
+        <w:t xml:space="preserve">”</w:t>
+      </w:r>
+      <w:r>
+        <w:t xml:space="preserve"> </w:t>
+      </w:r>
+      <w:r>
+        <w:t xml:space="preserve">buys nothing and costs the argument.</w:t>
+      </w:r>
+    </w:p>
+    <w:p>
+      <w:pPr>
+        <w:pStyle w:val="BlockText"/>
+      </w:pPr>
+      <w:r>
+        <w:t xml:space="preserve">Any future proposal to introduce</w:t>
+      </w:r>
+      <w:r>
+        <w:t xml:space="preserve"> </w:t>
+      </w:r>
+      <w:r>
+        <w:rPr>
+          <w:rStyle w:val="VerbatimChar"/>
+        </w:rPr>
+        <w:t xml:space="preserve">jose</w:t>
+      </w:r>
+      <w:r>
+        <w:t xml:space="preserve"> </w:t>
+      </w:r>
+      <w:r>
+        <w:t xml:space="preserve">(or another third-party crypto library) into the signing path must be argued</w:t>
+      </w:r>
+      <w:r>
+        <w:t xml:space="preserve"> </w:t>
+      </w:r>
+      <w:r>
+        <w:rPr>
+          <w:bCs/>
+          <w:b/>
+        </w:rPr>
+        <w:t xml:space="preserve">against this paragraph</w:t>
+      </w:r>
+      <w:r>
+        <w:t xml:space="preserve">, on the merits, and recorded as a version bump to §14.7.1 — not slipped in as a convenience.</w:t>
+      </w:r>
+    </w:p>
+    <w:p>
+      <w:pPr>
+        <w:pStyle w:val="BlockText"/>
+      </w:pPr>
+      <w:r>
+        <w:t xml:space="preserve">Related state correction in the same review: §14.7.1 is described as still pending (</w:t>
+      </w:r>
+      <w:r>
+        <w:t xml:space="preserve">“</w:t>
+      </w:r>
+      <w:r>
+        <w:t xml:space="preserve">while §14.7.1 lands</w:t>
+      </w:r>
+      <w:r>
+        <w:t xml:space="preserve">”</w:t>
+      </w:r>
+      <w:r>
+        <w:t xml:space="preserve">). It is</w:t>
+      </w:r>
+      <w:r>
+        <w:t xml:space="preserve"> </w:t>
+      </w:r>
+      <w:r>
+        <w:rPr>
+          <w:bCs/>
+          <w:b/>
+        </w:rPr>
+        <w:t xml:space="preserve">implemented in PR #1716</w:t>
+      </w:r>
+      <w:r>
+        <w:t xml:space="preserve"> </w:t>
+      </w:r>
+      <w:r>
+        <w:t xml:space="preserve">and retitled there from</w:t>
+      </w:r>
+      <w:r>
+        <w:t xml:space="preserve"> </w:t>
+      </w:r>
+      <w:r>
+        <w:t xml:space="preserve">“</w:t>
+      </w:r>
+      <w:r>
+        <w:t xml:space="preserve">target design</w:t>
+      </w:r>
+      <w:r>
+        <w:t xml:space="preserve">”</w:t>
+      </w:r>
+      <w:r>
+        <w:t xml:space="preserve"> </w:t>
+      </w:r>
+      <w:r>
+        <w:t xml:space="preserve">to implemented — though that PR is</w:t>
+      </w:r>
+      <w:r>
+        <w:t xml:space="preserve"> </w:t>
+      </w:r>
+      <w:r>
+        <w:rPr>
+          <w:bCs/>
+          <w:b/>
+        </w:rPr>
+        <w:t xml:space="preserve">open, not merged</w:t>
+      </w:r>
+      <w:r>
+        <w:t xml:space="preserve">.</w:t>
+      </w:r>
+    </w:p>
+    <w:bookmarkEnd w:id="23"/>
+    <w:bookmarkStart w:id="24" w:name="what-shipped-per-pr-1716"/>
     <w:p>
       <w:pPr>
         <w:pStyle w:val="Heading2"/>
@@ -1222,8 +1558,8 @@
         <w:t xml:space="preserve">to implemented.</w:t>
       </w:r>
     </w:p>
-    <w:bookmarkEnd w:id="23"/>
-    <w:bookmarkStart w:id="24" w:name="X79ea5a12cd246dceb882cda04e4e2846cafff37"/>
+    <w:bookmarkEnd w:id="24"/>
+    <w:bookmarkStart w:id="25" w:name="X79ea5a12cd246dceb882cda04e4e2846cafff37"/>
     <w:p>
       <w:pPr>
         <w:pStyle w:val="Heading2"/>
@@ -1483,8 +1819,8 @@
         <w:t xml:space="preserve">”</w:t>
       </w:r>
     </w:p>
-    <w:bookmarkEnd w:id="24"/>
-    <w:bookmarkStart w:id="25" w:name="handoff-to-step-3-runtime-issuance"/>
+    <w:bookmarkEnd w:id="25"/>
+    <w:bookmarkStart w:id="26" w:name="handoff-to-step-3-runtime-issuance"/>
     <w:p>
       <w:pPr>
         <w:pStyle w:val="Heading2"/>
@@ -1640,8 +1976,8 @@
         <w:t xml:space="preserve">(root-CA → per-agent) to v2.1, per §14.7.1.</w:t>
       </w:r>
     </w:p>
-    <w:bookmarkEnd w:id="25"/>
-    <w:bookmarkStart w:id="26" w:name="open-risk-carried-from-the-pr-checklist"/>
+    <w:bookmarkEnd w:id="26"/>
+    <w:bookmarkStart w:id="27" w:name="open-risk-carried-from-the-pr-checklist"/>
     <w:p>
       <w:pPr>
         <w:pStyle w:val="Heading2"/>
@@ -1756,8 +2092,495 @@
         <w:t xml:space="preserve">Automated SAST does not evaluate key custody, rotation, or envelope choice. A human crypto review before merge is proportionate to what this code is for.</w:t>
       </w:r>
     </w:p>
-    <w:bookmarkEnd w:id="26"/>
-    <w:bookmarkStart w:id="30" w:name="next-steps"/>
+    <w:bookmarkEnd w:id="27"/>
+    <w:bookmarkStart w:id="28" w:name="Xc81a497e69f900b00f9e1216b5f560bb1600ba8"/>
+    <w:p>
+      <w:pPr>
+        <w:pStyle w:val="Heading2"/>
+      </w:pPr>
+      <w:r>
+        <w:t xml:space="preserve">The consolidated signing sequence (as of Boardy round 3)</w:t>
+      </w:r>
+    </w:p>
+    <w:p>
+      <w:pPr>
+        <w:pStyle w:val="FirstParagraph"/>
+      </w:pPr>
+      <w:r>
+        <w:t xml:space="preserve">Ordering constraints have accumulated across three reviews and an audit. Stated once, in dependency order, because several were discovered independently and no single document held them all:</w:t>
+      </w:r>
+    </w:p>
+    <w:tbl>
+      <w:tblPr>
+        <w:tblStyle w:val="Table"/>
+        <w:tblW w:type="pct" w:w="5000"/>
+        <w:tblLook w:firstRow="1" w:lastRow="0" w:firstColumn="0" w:lastColumn="0" w:noHBand="0" w:noVBand="0" w:val="0020"/>
+        <w:jc w:val="start"/>
+      </w:tblPr>
+      <w:tblGrid>
+        <w:gridCol w:w="117"/>
+        <w:gridCol w:w="3332"/>
+        <w:gridCol w:w="4469"/>
+      </w:tblGrid>
+      <w:tr>
+        <w:trPr>
+          <w:tblHeader w:val="true"/>
+        </w:trPr>
+        <w:tc>
+          <w:tcPr/>
+          <w:p>
+            <w:pPr>
+              <w:pStyle w:val="Compact"/>
+              <w:jc w:val="left"/>
+            </w:pPr>
+            <w:r>
+              <w:t xml:space="preserve">#</w:t>
+            </w:r>
+          </w:p>
+        </w:tc>
+        <w:tc>
+          <w:tcPr/>
+          <w:p>
+            <w:pPr>
+              <w:pStyle w:val="Compact"/>
+              <w:jc w:val="left"/>
+            </w:pPr>
+            <w:r>
+              <w:t xml:space="preserve">Step</w:t>
+            </w:r>
+          </w:p>
+        </w:tc>
+        <w:tc>
+          <w:tcPr/>
+          <w:p>
+            <w:pPr>
+              <w:pStyle w:val="Compact"/>
+              <w:jc w:val="left"/>
+            </w:pPr>
+            <w:r>
+              <w:t xml:space="preserve">Why it is where it is</w:t>
+            </w:r>
+          </w:p>
+        </w:tc>
+      </w:tr>
+      <w:tr>
+        <w:tc>
+          <w:tcPr/>
+          <w:p>
+            <w:pPr>
+              <w:pStyle w:val="Compact"/>
+              <w:jc w:val="left"/>
+            </w:pPr>
+            <w:r>
+              <w:t xml:space="preserve">0</w:t>
+            </w:r>
+          </w:p>
+        </w:tc>
+        <w:tc>
+          <w:tcPr/>
+          <w:p>
+            <w:pPr>
+              <w:pStyle w:val="Compact"/>
+              <w:jc w:val="left"/>
+            </w:pPr>
+            <w:r>
+              <w:rPr>
+                <w:bCs/>
+                <w:b/>
+              </w:rPr>
+              <w:t xml:space="preserve">Human crypto review of PR #1716</w:t>
+            </w:r>
+          </w:p>
+        </w:tc>
+        <w:tc>
+          <w:tcPr/>
+          <w:p>
+            <w:pPr>
+              <w:pStyle w:val="Compact"/>
+              <w:jc w:val="left"/>
+            </w:pPr>
+            <w:r>
+              <w:t xml:space="preserve">Only bots have reviewed it; its own checklist says</w:t>
+            </w:r>
+            <w:r>
+              <w:t xml:space="preserve"> </w:t>
+            </w:r>
+            <w:r>
+              <w:t xml:space="preserve">“</w:t>
+            </w:r>
+            <w:r>
+              <w:t xml:space="preserve">threat model / security review: No</w:t>
+            </w:r>
+            <w:r>
+              <w:t xml:space="preserve">”</w:t>
+            </w:r>
+          </w:p>
+        </w:tc>
+      </w:tr>
+      <w:tr>
+        <w:tc>
+          <w:tcPr/>
+          <w:p>
+            <w:pPr>
+              <w:pStyle w:val="Compact"/>
+              <w:jc w:val="left"/>
+            </w:pPr>
+            <w:r>
+              <w:t xml:space="preserve">1</w:t>
+            </w:r>
+          </w:p>
+        </w:tc>
+        <w:tc>
+          <w:tcPr/>
+          <w:p>
+            <w:pPr>
+              <w:pStyle w:val="Compact"/>
+              <w:jc w:val="left"/>
+            </w:pPr>
+            <w:r>
+              <w:rPr>
+                <w:bCs/>
+                <w:b/>
+              </w:rPr>
+              <w:t xml:space="preserve">Migration 080: anchor (B7) + pseudonymous</w:t>
+            </w:r>
+            <w:r>
+              <w:rPr>
+                <w:bCs/>
+                <w:b/>
+              </w:rPr>
+              <w:t xml:space="preserve"> </w:t>
+            </w:r>
+            <w:r>
+              <w:rPr>
+                <w:rStyle w:val="VerbatimChar"/>
+                <w:bCs/>
+                <w:b/>
+              </w:rPr>
+              <w:t xml:space="preserve">hic</w:t>
+            </w:r>
+            <w:r>
+              <w:rPr>
+                <w:bCs/>
+                <w:b/>
+              </w:rPr>
+              <w:t xml:space="preserve"> </w:t>
+            </w:r>
+            <w:r>
+              <w:rPr>
+                <w:bCs/>
+                <w:b/>
+              </w:rPr>
+              <w:t xml:space="preserve">(B8) + leaver sweep (D4)</w:t>
+            </w:r>
+          </w:p>
+        </w:tc>
+        <w:tc>
+          <w:tcPr/>
+          <w:p>
+            <w:pPr>
+              <w:pStyle w:val="Compact"/>
+              <w:jc w:val="left"/>
+            </w:pPr>
+            <w:r>
+              <w:t xml:space="preserve">Signing a mis-anchored attestation makes the defect durable. One offboarding story — shipping any one alone leaves the hole</w:t>
+            </w:r>
+          </w:p>
+        </w:tc>
+      </w:tr>
+      <w:tr>
+        <w:tc>
+          <w:tcPr/>
+          <w:p>
+            <w:pPr>
+              <w:pStyle w:val="Compact"/>
+              <w:jc w:val="left"/>
+            </w:pPr>
+            <w:r>
+              <w:t xml:space="preserve">2</w:t>
+            </w:r>
+          </w:p>
+        </w:tc>
+        <w:tc>
+          <w:tcPr/>
+          <w:p>
+            <w:pPr>
+              <w:pStyle w:val="Compact"/>
+              <w:jc w:val="left"/>
+            </w:pPr>
+            <w:r>
+              <w:rPr>
+                <w:bCs/>
+                <w:b/>
+              </w:rPr>
+              <w:t xml:space="preserve">Make the manifest signature real</w:t>
+            </w:r>
+          </w:p>
+        </w:tc>
+        <w:tc>
+          <w:tcPr/>
+          <w:p>
+            <w:pPr>
+              <w:pStyle w:val="Compact"/>
+              <w:jc w:val="left"/>
+            </w:pPr>
+            <w:r>
+              <w:t xml:space="preserve">Attestation signing sits on top of a manifest whose</w:t>
+            </w:r>
+            <w:r>
+              <w:t xml:space="preserve"> </w:t>
+            </w:r>
+            <w:r>
+              <w:rPr>
+                <w:rStyle w:val="VerbatimChar"/>
+              </w:rPr>
+              <w:t xml:space="preserve">verified</w:t>
+            </w:r>
+            <w:r>
+              <w:t xml:space="preserve"> </w:t>
+            </w:r>
+            <w:r>
+              <w:t xml:space="preserve">flag is a caller-supplied boolean</w:t>
+            </w:r>
+          </w:p>
+        </w:tc>
+      </w:tr>
+      <w:tr>
+        <w:tc>
+          <w:tcPr/>
+          <w:p>
+            <w:pPr>
+              <w:pStyle w:val="Compact"/>
+              <w:jc w:val="left"/>
+            </w:pPr>
+            <w:r>
+              <w:t xml:space="preserve">3</w:t>
+            </w:r>
+          </w:p>
+        </w:tc>
+        <w:tc>
+          <w:tcPr/>
+          <w:p>
+            <w:pPr>
+              <w:pStyle w:val="Compact"/>
+              <w:jc w:val="left"/>
+            </w:pPr>
+            <w:r>
+              <w:rPr>
+                <w:bCs/>
+                <w:b/>
+              </w:rPr>
+              <w:t xml:space="preserve">Attestation signing + revocation status list — together</w:t>
+            </w:r>
+          </w:p>
+        </w:tc>
+        <w:tc>
+          <w:tcPr/>
+          <w:p>
+            <w:pPr>
+              <w:pStyle w:val="Compact"/>
+              <w:jc w:val="left"/>
+            </w:pPr>
+            <w:r>
+              <w:t xml:space="preserve">Signing without revocation is a one-way door; a released escrow could never be challenged</w:t>
+            </w:r>
+          </w:p>
+        </w:tc>
+      </w:tr>
+      <w:tr>
+        <w:tc>
+          <w:tcPr/>
+          <w:p>
+            <w:pPr>
+              <w:pStyle w:val="Compact"/>
+              <w:jc w:val="left"/>
+            </w:pPr>
+            <w:r>
+              <w:t xml:space="preserve">4</w:t>
+            </w:r>
+          </w:p>
+        </w:tc>
+        <w:tc>
+          <w:tcPr/>
+          <w:p>
+            <w:pPr>
+              <w:pStyle w:val="Compact"/>
+              <w:jc w:val="left"/>
+            </w:pPr>
+            <w:r>
+              <w:rPr>
+                <w:bCs/>
+                <w:b/>
+              </w:rPr>
+              <w:t xml:space="preserve">Fail-loud production signer assertion</w:t>
+            </w:r>
+          </w:p>
+        </w:tc>
+        <w:tc>
+          <w:tcPr/>
+          <w:p>
+            <w:pPr>
+              <w:pStyle w:val="Compact"/>
+              <w:jc w:val="left"/>
+            </w:pPr>
+            <w:r>
+              <w:t xml:space="preserve">Must precede the first tenant switch-on, or a missing env var silently mints unverifiable credentials</w:t>
+            </w:r>
+          </w:p>
+        </w:tc>
+      </w:tr>
+      <w:tr>
+        <w:tc>
+          <w:tcPr/>
+          <w:p>
+            <w:pPr>
+              <w:pStyle w:val="Compact"/>
+              <w:jc w:val="left"/>
+            </w:pPr>
+            <w:r>
+              <w:t xml:space="preserve">5</w:t>
+            </w:r>
+          </w:p>
+        </w:tc>
+        <w:tc>
+          <w:tcPr/>
+          <w:p>
+            <w:pPr>
+              <w:pStyle w:val="Compact"/>
+              <w:jc w:val="left"/>
+            </w:pPr>
+            <w:r>
+              <w:rPr>
+                <w:bCs/>
+                <w:b/>
+              </w:rPr>
+              <w:t xml:space="preserve">Key custody per tier, then turn tiers on (Aegis on-prem first)</w:t>
+            </w:r>
+          </w:p>
+        </w:tc>
+        <w:tc>
+          <w:tcPr/>
+          <w:p>
+            <w:pPr>
+              <w:pStyle w:val="Compact"/>
+              <w:jc w:val="left"/>
+            </w:pPr>
+            <w:r>
+              <w:t xml:space="preserve">Blast radius of one tenant, on a box that already holds the key</w:t>
+            </w:r>
+          </w:p>
+        </w:tc>
+      </w:tr>
+      <w:tr>
+        <w:tc>
+          <w:tcPr/>
+          <w:p>
+            <w:pPr>
+              <w:pStyle w:val="Compact"/>
+              <w:jc w:val="left"/>
+            </w:pPr>
+            <w:r>
+              <w:t xml:space="preserve">6</w:t>
+            </w:r>
+          </w:p>
+        </w:tc>
+        <w:tc>
+          <w:tcPr/>
+          <w:p>
+            <w:pPr>
+              <w:pStyle w:val="Compact"/>
+              <w:jc w:val="left"/>
+            </w:pPr>
+            <w:r>
+              <w:rPr>
+                <w:rStyle w:val="VerbatimChar"/>
+                <w:bCs/>
+                <w:b/>
+              </w:rPr>
+              <w:t xml:space="preserve">did:web</w:t>
+            </w:r>
+            <w:r>
+              <w:rPr>
+                <w:bCs/>
+                <w:b/>
+              </w:rPr>
+              <w:t xml:space="preserve"> </w:t>
+            </w:r>
+            <w:r>
+              <w:rPr>
+                <w:bCs/>
+                <w:b/>
+              </w:rPr>
+              <w:t xml:space="preserve">issuer + published verifier</w:t>
+            </w:r>
+          </w:p>
+        </w:tc>
+        <w:tc>
+          <w:tcPr/>
+          <w:p>
+            <w:pPr>
+              <w:pStyle w:val="Compact"/>
+              <w:jc w:val="left"/>
+            </w:pPr>
+            <w:r>
+              <w:t xml:space="preserve">A signed credential nobody can resolve is still unverifiable</w:t>
+            </w:r>
+          </w:p>
+        </w:tc>
+      </w:tr>
+    </w:tbl>
+    <w:p>
+      <w:pPr>
+        <w:pStyle w:val="BodyText"/>
+      </w:pPr>
+      <w:r>
+        <w:rPr>
+          <w:bCs/>
+          <w:b/>
+        </w:rPr>
+        <w:t xml:space="preserve">Runs in parallel, blocked by none of the above:</w:t>
+      </w:r>
+      <w:r>
+        <w:t xml:space="preserve"> </w:t>
+      </w:r>
+      <w:r>
+        <w:t xml:space="preserve">the</w:t>
+      </w:r>
+      <w:r>
+        <w:t xml:space="preserve"> </w:t>
+      </w:r>
+      <w:r>
+        <w:rPr>
+          <w:bCs/>
+          <w:b/>
+        </w:rPr>
+        <w:t xml:space="preserve">agent probation flow</w:t>
+      </w:r>
+      <w:r>
+        <w:t xml:space="preserve"> </w:t>
+      </w:r>
+      <w:r>
+        <w:t xml:space="preserve">(eval harness + ATS baseline). Boardy is right that this is real unlocked capacity — interviewing an agent inside one tenant needs no cryptography, only a hard task and a retained score. Only the</w:t>
+      </w:r>
+      <w:r>
+        <w:t xml:space="preserve"> </w:t>
+      </w:r>
+      <w:r>
+        <w:rPr>
+          <w:iCs/>
+          <w:i/>
+        </w:rPr>
+        <w:t xml:space="preserve">cross-org portable</w:t>
+      </w:r>
+      <w:r>
+        <w:t xml:space="preserve"> </w:t>
+      </w:r>
+      <w:r>
+        <w:t xml:space="preserve">version of that score needs a signature.</w:t>
+      </w:r>
+    </w:p>
+    <w:bookmarkEnd w:id="28"/>
+    <w:bookmarkStart w:id="32" w:name="next-steps"/>
     <w:p>
       <w:pPr>
         <w:pStyle w:val="Heading2"/>
@@ -1866,7 +2689,7 @@
         <w:t xml:space="preserve">; a resolvable status endpoint a counterparty can check is still absent.</w:t>
       </w:r>
     </w:p>
-    <w:bookmarkStart w:id="27" w:name="Xce55c366a2163ce7d26a6d14f57ee19da5200bc"/>
+    <w:bookmarkStart w:id="29" w:name="Xce55c366a2163ce7d26a6d14f57ee19da5200bc"/>
     <w:p>
       <w:pPr>
         <w:pStyle w:val="Heading3"/>
@@ -1979,46 +2802,127 @@
         <w:t xml:space="preserve"> </w:t>
       </w:r>
       <w:r>
-        <w:t xml:space="preserve">— N/A:</w:t>
-      </w:r>
-      <w:r>
-        <w:t xml:space="preserve"> </w:t>
-      </w:r>
-      <w:r>
-        <w:rPr>
-          <w:rStyle w:val="VerbatimChar"/>
+        <w:t xml:space="preserve">—</w:t>
+      </w:r>
+      <w:r>
+        <w:t xml:space="preserve"> </w:t>
+      </w:r>
+      <w:r>
+        <w:rPr>
+          <w:rStyle w:val="VerbatimChar"/>
+        </w:rPr>
+        <w:t xml:space="preserve">Learn/2026-07-24-kya-v2-eddsa-signing-crypto-decision.html</w:t>
+      </w:r>
+      <w:r>
+        <w:t xml:space="preserve"> </w:t>
+      </w:r>
+      <w:r>
+        <w:t xml:space="preserve">(+</w:t>
+      </w:r>
+      <w:r>
+        <w:t xml:space="preserve"> </w:t>
+      </w:r>
+      <w:r>
+        <w:rPr>
+          <w:rStyle w:val="VerbatimChar"/>
+        </w:rPr>
+        <w:t xml:space="preserve">.docx</w:t>
+      </w:r>
+      <w:r>
+        <w:t xml:space="preserve">), via</w:t>
+      </w:r>
+      <w:r>
+        <w:t xml:space="preserve"> </w:t>
+      </w:r>
+      <w:r>
+        <w:rPr>
+          <w:rStyle w:val="VerbatimChar"/>
+        </w:rPr>
+        <w:t xml:space="preserve">scripts/render-doc.sh</w:t>
+      </w:r>
+      <w:r>
+        <w:t xml:space="preserve">. ✅</w:t>
+      </w:r>
+      <w:r>
+        <w:t xml:space="preserve"> </w:t>
+      </w:r>
+      <w:r>
+        <w:rPr>
+          <w:iCs/>
+          <w:i/>
+        </w:rPr>
+        <w:t xml:space="preserve">Blocker cleared this session:</w:t>
+      </w:r>
+      <w:r>
+        <w:rPr>
+          <w:iCs/>
+          <w:i/>
+        </w:rPr>
+        <w:t xml:space="preserve"> </w:t>
+      </w:r>
+      <w:r>
+        <w:rPr>
+          <w:rStyle w:val="VerbatimChar"/>
+          <w:iCs/>
+          <w:i/>
         </w:rPr>
         <w:t xml:space="preserve">pandoc</w:t>
       </w:r>
       <w:r>
-        <w:t xml:space="preserve"> </w:t>
-      </w:r>
-      <w:r>
-        <w:t xml:space="preserve">absent in this container (</w:t>
-      </w:r>
-      <w:r>
-        <w:rPr>
-          <w:rStyle w:val="VerbatimChar"/>
-        </w:rPr>
-        <w:t xml:space="preserve">scripts/render-doc.sh</w:t>
-      </w:r>
-      <w:r>
-        <w:t xml:space="preserve"> </w:t>
-      </w:r>
-      <w:r>
-        <w:t xml:space="preserve">exits on the missing binary); recoverable with</w:t>
-      </w:r>
-      <w:r>
-        <w:t xml:space="preserve"> </w:t>
-      </w:r>
-      <w:r>
-        <w:rPr>
-          <w:rStyle w:val="VerbatimChar"/>
-        </w:rPr>
-        <w:t xml:space="preserve">apt-get install -y pandoc</w:t>
-      </w:r>
-      <w:r>
-        <w:t xml:space="preserve">.</w:t>
+        <w:rPr>
+          <w:iCs/>
+          <w:i/>
+        </w:rPr>
+        <w:t xml:space="preserve"> </w:t>
+      </w:r>
+      <w:r>
+        <w:rPr>
+          <w:iCs/>
+          <w:i/>
+        </w:rPr>
+        <w:t xml:space="preserve">was absent and has been installed, so the three earlier</w:t>
+      </w:r>
+      <w:r>
+        <w:rPr>
+          <w:iCs/>
+          <w:i/>
+        </w:rPr>
+        <w:t xml:space="preserve"> </w:t>
+      </w:r>
+      <w:r>
+        <w:rPr>
+          <w:iCs/>
+          <w:i/>
+        </w:rPr>
+        <w:t xml:space="preserve">“</w:t>
+      </w:r>
+      <w:r>
+        <w:rPr>
+          <w:iCs/>
+          <w:i/>
+        </w:rPr>
+        <w:t xml:space="preserve">N/A — pandoc missing</w:t>
+      </w:r>
+      <w:r>
+        <w:rPr>
+          <w:iCs/>
+          <w:i/>
+        </w:rPr>
+        <w:t xml:space="preserve">”</w:t>
+      </w:r>
+      <w:r>
+        <w:rPr>
+          <w:iCs/>
+          <w:i/>
+        </w:rPr>
+        <w:t xml:space="preserve"> </w:t>
+      </w:r>
+      <w:r>
+        <w:rPr>
+          <w:iCs/>
+          <w:i/>
+        </w:rPr>
+        <w:t xml:space="preserve">entries in this session’s other notes were a fixable blocker, not a constraint.</w:t>
       </w:r>
     </w:p>
     <w:p>
@@ -2065,8 +2969,8 @@
         <w:t xml:space="preserve">— below. ✅</w:t>
       </w:r>
     </w:p>
-    <w:bookmarkEnd w:id="27"/>
-    <w:bookmarkStart w:id="28" w:name="provenance-audit-discipline"/>
+    <w:bookmarkEnd w:id="29"/>
+    <w:bookmarkStart w:id="30" w:name="provenance-audit-discipline"/>
     <w:p>
       <w:pPr>
         <w:pStyle w:val="Heading3"/>
@@ -2271,8 +3175,8 @@
         <w:t xml:space="preserve">migrations 074/079 being live in production — the PR body states this (via #1713). Still second-hand; no production DB was queried.</w:t>
       </w:r>
     </w:p>
-    <w:bookmarkEnd w:id="28"/>
-    <w:bookmarkStart w:id="29" w:name="X0f904fed17943f32c7eda98943820956407d805"/>
+    <w:bookmarkEnd w:id="30"/>
+    <w:bookmarkStart w:id="31" w:name="X0f904fed17943f32c7eda98943820956407d805"/>
     <w:p>
       <w:pPr>
         <w:pStyle w:val="Heading3"/>
@@ -2409,9 +3313,9 @@
         <w:t xml:space="preserve">— custody decided, fail-loud assertion in place. Signing is the one step that is expensive to undo: an unsigned credential is a claim we can upgrade later, while a credential signed by a key we cannot properly custody or rotate is a durable liability we have handed to a counterparty. Turn it on first for Aegis on-prem, where the box already holds the key and the blast radius is one tenant.</w:t>
       </w:r>
     </w:p>
-    <w:bookmarkEnd w:id="29"/>
-    <w:bookmarkEnd w:id="30"/>
     <w:bookmarkEnd w:id="31"/>
+    <w:bookmarkEnd w:id="32"/>
+    <w:bookmarkEnd w:id="33"/>
     <w:sectPr/>
   </w:body>
 </w:document>

--- a/Learn/2026-07-24-kya-v2-eddsa-signing-crypto-decision.docx
+++ b/Learn/2026-07-24-kya-v2-eddsa-signing-crypto-decision.docx
@@ -136,7 +136,7 @@
         <w:t xml:space="preserve"> </w:t>
       </w:r>
       <w:r>
-        <w:t xml:space="preserve">High for the decision record (sourced from PR #1716 body +</w:t>
+        <w:t xml:space="preserve">High. Decision record sourced from the PR #1716 body +</w:t>
       </w:r>
       <w:r>
         <w:t xml:space="preserve"> </w:t>
@@ -151,23 +151,63 @@
         <w:t xml:space="preserve"> </w:t>
       </w:r>
       <w:r>
-        <w:t xml:space="preserve">§14.7.1).</w:t>
-      </w:r>
-      <w:r>
-        <w:t xml:space="preserve"> </w:t>
-      </w:r>
-      <w:r>
-        <w:rPr>
-          <w:bCs/>
-          <w:b/>
-        </w:rPr>
-        <w:t xml:space="preserve">The code was not read</w:t>
-      </w:r>
-      <w:r>
-        <w:t xml:space="preserve"> </w:t>
-      </w:r>
-      <w:r>
-        <w:t xml:space="preserve">— PR #1716 is unmerged and its branch is not in this container (see Provenance).</w:t>
+        <w:t xml:space="preserve">§14.7.1;</w:t>
+      </w:r>
+      <w:r>
+        <w:t xml:space="preserve"> </w:t>
+      </w:r>
+      <w:r>
+        <w:rPr>
+          <w:rStyle w:val="VerbatimChar"/>
+          <w:bCs/>
+          <w:b/>
+        </w:rPr>
+        <w:t xml:space="preserve">attestation-signing.ts</w:t>
+      </w:r>
+      <w:r>
+        <w:rPr>
+          <w:bCs/>
+          <w:b/>
+        </w:rPr>
+        <w:t xml:space="preserve"> </w:t>
+      </w:r>
+      <w:r>
+        <w:rPr>
+          <w:bCs/>
+          <w:b/>
+        </w:rPr>
+        <w:t xml:space="preserve">has since been read directly</w:t>
+      </w:r>
+      <w:r>
+        <w:t xml:space="preserve"> </w:t>
+      </w:r>
+      <w:r>
+        <w:t xml:space="preserve">from the PR branch during the HIC-authorized crypto review (</w:t>
+      </w:r>
+      <w:r>
+        <w:rPr>
+          <w:rStyle w:val="VerbatimChar"/>
+        </w:rPr>
+        <w:t xml:space="preserve">security-reports/2026-07-24-PR1716-KYA-SIGNING-CRYPTO-REVIEW.md</w:t>
+      </w:r>
+      <w:r>
+        <w:t xml:space="preserve">). Claims about the</w:t>
+      </w:r>
+      <w:r>
+        <w:t xml:space="preserve"> </w:t>
+      </w:r>
+      <w:r>
+        <w:rPr>
+          <w:iCs/>
+          <w:i/>
+        </w:rPr>
+        <w:t xml:space="preserve">other</w:t>
+      </w:r>
+      <w:r>
+        <w:t xml:space="preserve"> </w:t>
+      </w:r>
+      <w:r>
+        <w:t xml:space="preserve">modules (store, issuance, event-logger) and the 47/47 test count remain PR-body-sourced — see Provenance.</w:t>
       </w:r>
     </w:p>
     <w:p>
@@ -2598,7 +2638,209 @@
         <w:pStyle w:val="Compact"/>
       </w:pPr>
       <w:r>
-        <w:t xml:space="preserve">Merge decision on PR #1716 (open since 22.07.2026).</w:t>
+        <w:rPr>
+          <w:bCs/>
+          <w:b/>
+        </w:rPr>
+        <w:t xml:space="preserve">HIC decision 1 (24.07.2026): GO on option A</w:t>
+      </w:r>
+      <w:r>
+        <w:t xml:space="preserve"> </w:t>
+      </w:r>
+      <w:r>
+        <w:t xml:space="preserve">— human crypto review first, then merge,</w:t>
+      </w:r>
+      <w:r>
+        <w:t xml:space="preserve"> </w:t>
+      </w:r>
+      <w:r>
+        <w:rPr>
+          <w:bCs/>
+          <w:b/>
+        </w:rPr>
+        <w:t xml:space="preserve">all tiers unsigned</w:t>
+      </w:r>
+      <w:r>
+        <w:t xml:space="preserve"> </w:t>
+      </w:r>
+      <w:r>
+        <w:t xml:space="preserve">until key custody + the fail-loud guard land.</w:t>
+      </w:r>
+      <w:r>
+        <w:t xml:space="preserve"> </w:t>
+      </w:r>
+      <w:r>
+        <w:rPr>
+          <w:iCs/>
+          <w:i/>
+        </w:rPr>
+        <w:t xml:space="preserve">Loop closed per Learning Standard §10.7.</w:t>
+      </w:r>
+    </w:p>
+    <w:p>
+      <w:pPr>
+        <w:numPr>
+          <w:ilvl w:val="0"/>
+          <w:numId w:val="1004"/>
+        </w:numPr>
+        <w:pStyle w:val="Compact"/>
+      </w:pPr>
+      <w:r>
+        <w:rPr>
+          <w:bCs/>
+          <w:b/>
+        </w:rPr>
+        <w:t xml:space="preserve">Review performed, and it did not come back clean.</w:t>
+      </w:r>
+      <w:r>
+        <w:t xml:space="preserve"> </w:t>
+      </w:r>
+      <w:r>
+        <w:rPr>
+          <w:rStyle w:val="VerbatimChar"/>
+        </w:rPr>
+        <w:t xml:space="preserve">security-reports/2026-07-24-PR1716-KYA-SIGNING-CRYPTO-REVIEW.md</w:t>
+      </w:r>
+      <w:r>
+        <w:t xml:space="preserve"> </w:t>
+      </w:r>
+      <w:r>
+        <w:t xml:space="preserve">—</w:t>
+      </w:r>
+      <w:r>
+        <w:t xml:space="preserve"> </w:t>
+      </w:r>
+      <w:r>
+        <w:rPr>
+          <w:bCs/>
+          <w:b/>
+        </w:rPr>
+        <w:t xml:space="preserve">verdict: do not merge as-is.</w:t>
+      </w:r>
+      <w:r>
+        <w:t xml:space="preserve"> </w:t>
+      </w:r>
+      <w:r>
+        <w:t xml:space="preserve">One HIGH finding (F1): the signature does not cover the proof options, so</w:t>
+      </w:r>
+      <w:r>
+        <w:t xml:space="preserve"> </w:t>
+      </w:r>
+      <w:r>
+        <w:rPr>
+          <w:rStyle w:val="VerbatimChar"/>
+        </w:rPr>
+        <w:t xml:space="preserve">created</w:t>
+      </w:r>
+      <w:r>
+        <w:t xml:space="preserve"> </w:t>
+      </w:r>
+      <w:r>
+        <w:t xml:space="preserve">and</w:t>
+      </w:r>
+      <w:r>
+        <w:t xml:space="preserve"> </w:t>
+      </w:r>
+      <w:r>
+        <w:rPr>
+          <w:rStyle w:val="VerbatimChar"/>
+        </w:rPr>
+        <w:t xml:space="preserve">verificationMethod</w:t>
+      </w:r>
+      <w:r>
+        <w:t xml:space="preserve"> </w:t>
+      </w:r>
+      <w:r>
+        <w:t xml:space="preserve">are mutable post-signing, and any</w:t>
+      </w:r>
+      <w:r>
+        <w:t xml:space="preserve"> </w:t>
+      </w:r>
+      <w:r>
+        <w:rPr>
+          <w:rStyle w:val="VerbatimChar"/>
+        </w:rPr>
+        <w:t xml:space="preserve">did:web</w:t>
+      </w:r>
+      <w:r>
+        <w:t xml:space="preserve">-resolving verifier would pick its trust anchor from unsigned data. Plus F2 (a revoked credential still verifies</w:t>
+      </w:r>
+      <w:r>
+        <w:t xml:space="preserve"> </w:t>
+      </w:r>
+      <w:r>
+        <w:rPr>
+          <w:rStyle w:val="VerbatimChar"/>
+        </w:rPr>
+        <w:t xml:space="preserve">true</w:t>
+      </w:r>
+      <w:r>
+        <w:t xml:space="preserve">), F3, F4, F5. Fix F1 + F3 before merge.</w:t>
+      </w:r>
+    </w:p>
+    <w:p>
+      <w:pPr>
+        <w:numPr>
+          <w:ilvl w:val="0"/>
+          <w:numId w:val="1004"/>
+        </w:numPr>
+        <w:pStyle w:val="Compact"/>
+      </w:pPr>
+      <w:r>
+        <w:rPr>
+          <w:iCs/>
+          <w:i/>
+        </w:rPr>
+        <w:t xml:space="preserve">Provenance upgrade:</w:t>
+      </w:r>
+      <w:r>
+        <w:t xml:space="preserve"> </w:t>
+      </w:r>
+      <w:r>
+        <w:t xml:space="preserve">the PR branch was fetched and</w:t>
+      </w:r>
+      <w:r>
+        <w:t xml:space="preserve"> </w:t>
+      </w:r>
+      <w:r>
+        <w:rPr>
+          <w:rStyle w:val="VerbatimChar"/>
+        </w:rPr>
+        <w:t xml:space="preserve">attestation-signing.ts</w:t>
+      </w:r>
+      <w:r>
+        <w:t xml:space="preserve"> </w:t>
+      </w:r>
+      <w:r>
+        <w:rPr>
+          <w:bCs/>
+          <w:b/>
+        </w:rPr>
+        <w:t xml:space="preserve">read directly</w:t>
+      </w:r>
+      <w:r>
+        <w:t xml:space="preserve"> </w:t>
+      </w:r>
+      <w:r>
+        <w:t xml:space="preserve">— the</w:t>
+      </w:r>
+      <w:r>
+        <w:t xml:space="preserve"> </w:t>
+      </w:r>
+      <w:r>
+        <w:t xml:space="preserve">“</w:t>
+      </w:r>
+      <w:r>
+        <w:t xml:space="preserve">CODE NOT READ</w:t>
+      </w:r>
+      <w:r>
+        <w:t xml:space="preserve">”</w:t>
+      </w:r>
+      <w:r>
+        <w:t xml:space="preserve"> </w:t>
+      </w:r>
+      <w:r>
+        <w:t xml:space="preserve">caveat above is superseded for the signing module.</w:t>
       </w:r>
     </w:p>
     <w:p>
